--- a/docs/narssa-user-guide.docx
+++ b/docs/narssa-user-guide.docx
@@ -343,7 +343,7 @@
           <w:bCs/>
           <w:b/>
         </w:rPr>
-        <w:t xml:space="preserve">Admin → Reports → New report → GCIS Compliance: Retention Status &amp; Lifecycle</w:t>
+        <w:t xml:space="preserve">Admin → Reports → New report → Records Management Compliance: Retention Status &amp; Lifecycle</w:t>
       </w:r>
       <w:r>
         <w:t xml:space="preserve">.</w:t>
